--- a/SEM 7/SAD/Documentation/SADEXP10.docx
+++ b/SEM 7/SAD/Documentation/SADEXP10.docx
@@ -4,16 +4,1137 @@
   <w:body>
     <w:p>
       <w:pPr>
+        <w:pStyle w:val="Heading"/>
+      </w:pPr>
+      <w:r>
+        <w:t>Aim: To implement cryptography: symmetric encryption</w:t>
+      </w:r>
+    </w:p>
+    <w:p>
+      <w:pPr>
+        <w:pStyle w:val="Seperator"/>
+      </w:pPr>
+    </w:p>
+    <w:p>
+      <w:pPr>
+        <w:pStyle w:val="Heading"/>
+      </w:pPr>
+      <w:r>
+        <w:rPr>
+          <w:noProof/>
+        </w:rPr>
+        <w:drawing>
+          <wp:anchor distT="0" distB="0" distL="114300" distR="114300" simplePos="0" relativeHeight="251658240" behindDoc="0" locked="0" layoutInCell="1" allowOverlap="1" wp14:anchorId="297EFFD0" wp14:editId="1EB82A34">
+            <wp:simplePos x="0" y="0"/>
+            <wp:positionH relativeFrom="margin">
+              <wp:align>right</wp:align>
+            </wp:positionH>
+            <wp:positionV relativeFrom="paragraph">
+              <wp:posOffset>8255</wp:posOffset>
+            </wp:positionV>
+            <wp:extent cx="2701925" cy="2450465"/>
+            <wp:effectExtent l="0" t="0" r="3175" b="6985"/>
+            <wp:wrapSquare wrapText="bothSides"/>
+            <wp:docPr id="3" name="Picture 3"/>
+            <wp:cNvGraphicFramePr>
+              <a:graphicFrameLocks xmlns:a="http://schemas.openxmlformats.org/drawingml/2006/main" noChangeAspect="1"/>
+            </wp:cNvGraphicFramePr>
+            <a:graphic xmlns:a="http://schemas.openxmlformats.org/drawingml/2006/main">
+              <a:graphicData uri="http://schemas.openxmlformats.org/drawingml/2006/picture">
+                <pic:pic xmlns:pic="http://schemas.openxmlformats.org/drawingml/2006/picture">
+                  <pic:nvPicPr>
+                    <pic:cNvPr id="3" name="Picture 3"/>
+                    <pic:cNvPicPr/>
+                  </pic:nvPicPr>
+                  <pic:blipFill>
+                    <a:blip r:embed="rId9">
+                      <a:extLst>
+                        <a:ext uri="{28A0092B-C50C-407E-A947-70E740481C1C}">
+                          <a14:useLocalDpi xmlns:a14="http://schemas.microsoft.com/office/drawing/2010/main" val="0"/>
+                        </a:ext>
+                      </a:extLst>
+                    </a:blip>
+                    <a:stretch>
+                      <a:fillRect/>
+                    </a:stretch>
+                  </pic:blipFill>
+                  <pic:spPr>
+                    <a:xfrm>
+                      <a:off x="0" y="0"/>
+                      <a:ext cx="2701925" cy="2450465"/>
+                    </a:xfrm>
+                    <a:prstGeom prst="rect">
+                      <a:avLst/>
+                    </a:prstGeom>
+                  </pic:spPr>
+                </pic:pic>
+              </a:graphicData>
+            </a:graphic>
+            <wp14:sizeRelH relativeFrom="margin">
+              <wp14:pctWidth>0</wp14:pctWidth>
+            </wp14:sizeRelH>
+            <wp14:sizeRelV relativeFrom="margin">
+              <wp14:pctHeight>0</wp14:pctHeight>
+            </wp14:sizeRelV>
+          </wp:anchor>
+        </w:drawing>
+      </w:r>
+      <w:r>
+        <w:t>What is cryptography?</w:t>
+      </w:r>
+    </w:p>
+    <w:p>
+      <w:pPr>
+        <w:pStyle w:val="Seperator"/>
+        <w:rPr>
+          <w:sz w:val="22"/>
+          <w:szCs w:val="22"/>
+          <w:lang w:val="en-IN"/>
+        </w:rPr>
+      </w:pPr>
+      <w:r>
+        <w:rPr>
+          <w:sz w:val="22"/>
+          <w:szCs w:val="22"/>
+          <w:lang w:val="en-IN"/>
+        </w:rPr>
+        <w:t xml:space="preserve">Cryptography is the scientific practice and study of techniques for securing communication and information against unauthorized access. It involves designing and </w:t>
+      </w:r>
+      <w:r>
+        <w:rPr>
+          <w:sz w:val="22"/>
+          <w:szCs w:val="22"/>
+          <w:lang w:val="en-IN"/>
+        </w:rPr>
+        <w:t>analysing</w:t>
+      </w:r>
+      <w:r>
+        <w:rPr>
+          <w:sz w:val="22"/>
+          <w:szCs w:val="22"/>
+          <w:lang w:val="en-IN"/>
+        </w:rPr>
+        <w:t xml:space="preserve"> protocols that prevent third parties from reading private messages, verifying data integrity, and confirming identities. </w:t>
+      </w:r>
+    </w:p>
+    <w:p>
+      <w:pPr>
+        <w:pStyle w:val="Seperator"/>
+        <w:rPr>
+          <w:sz w:val="22"/>
+          <w:szCs w:val="22"/>
+          <w:lang w:val="en-IN"/>
+        </w:rPr>
+      </w:pPr>
+      <w:r>
+        <w:rPr>
+          <w:sz w:val="22"/>
+          <w:szCs w:val="22"/>
+          <w:lang w:val="en-IN"/>
+        </w:rPr>
+        <w:t>Modern cryptography combines mathematics, computer science, and electrical engineering to protect everything from text messages to financial transactions. It forms the backbone of digital security, enabling safe online banking, e-commerce, and private communication across insecure networks like the internet.</w:t>
+      </w:r>
+    </w:p>
+    <w:p>
+      <w:pPr>
+        <w:pStyle w:val="Seperator"/>
+      </w:pPr>
+    </w:p>
+    <w:p>
+      <w:pPr>
+        <w:pStyle w:val="Heading"/>
+      </w:pPr>
+      <w:r>
+        <w:t>What is meant by encryption?</w:t>
+      </w:r>
+    </w:p>
+    <w:p>
+      <w:pPr>
+        <w:pStyle w:val="Seperator"/>
+        <w:rPr>
+          <w:sz w:val="22"/>
+          <w:szCs w:val="22"/>
+          <w:lang w:val="en-IN"/>
+        </w:rPr>
+      </w:pPr>
+      <w:r>
+        <w:rPr>
+          <w:sz w:val="22"/>
+          <w:szCs w:val="22"/>
+          <w:lang w:val="en-IN"/>
+        </w:rPr>
+        <w:t xml:space="preserve">Encryption is the specific process of transforming readable data, called </w:t>
+      </w:r>
+      <w:r>
+        <w:rPr>
+          <w:b/>
+          <w:bCs/>
+          <w:sz w:val="22"/>
+          <w:szCs w:val="22"/>
+          <w:lang w:val="en-IN"/>
+        </w:rPr>
+        <w:t>plaintext</w:t>
+      </w:r>
+      <w:r>
+        <w:rPr>
+          <w:sz w:val="22"/>
+          <w:szCs w:val="22"/>
+          <w:lang w:val="en-IN"/>
+        </w:rPr>
+        <w:t xml:space="preserve">, into an unreadable scrambled form, called </w:t>
+      </w:r>
+      <w:r>
+        <w:rPr>
+          <w:b/>
+          <w:bCs/>
+          <w:sz w:val="22"/>
+          <w:szCs w:val="22"/>
+          <w:lang w:val="en-IN"/>
+        </w:rPr>
+        <w:t>ciphertext</w:t>
+      </w:r>
+      <w:r>
+        <w:rPr>
+          <w:sz w:val="22"/>
+          <w:szCs w:val="22"/>
+          <w:lang w:val="en-IN"/>
+        </w:rPr>
+        <w:t xml:space="preserve">, using a mathematical algorithm and a secret value known as a </w:t>
+      </w:r>
+      <w:r>
+        <w:rPr>
+          <w:b/>
+          <w:bCs/>
+          <w:sz w:val="22"/>
+          <w:szCs w:val="22"/>
+          <w:lang w:val="en-IN"/>
+        </w:rPr>
+        <w:t>key</w:t>
+      </w:r>
+      <w:r>
+        <w:rPr>
+          <w:sz w:val="22"/>
+          <w:szCs w:val="22"/>
+          <w:lang w:val="en-IN"/>
+        </w:rPr>
+        <w:t>.</w:t>
+      </w:r>
+    </w:p>
+    <w:p>
+      <w:pPr>
+        <w:pStyle w:val="Seperator"/>
+      </w:pPr>
+    </w:p>
+    <w:p>
+      <w:pPr>
+        <w:pStyle w:val="Heading"/>
+      </w:pPr>
+      <w:r>
+        <w:rPr>
+          <w:noProof/>
+          <w:sz w:val="22"/>
+          <w:szCs w:val="22"/>
+          <w:lang w:val="en-IN"/>
+        </w:rPr>
+        <w:drawing>
+          <wp:anchor distT="0" distB="0" distL="114300" distR="114300" simplePos="0" relativeHeight="251659264" behindDoc="0" locked="0" layoutInCell="1" allowOverlap="1" wp14:anchorId="60EF4AA2" wp14:editId="5FE81396">
+            <wp:simplePos x="0" y="0"/>
+            <wp:positionH relativeFrom="margin">
+              <wp:align>right</wp:align>
+            </wp:positionH>
+            <wp:positionV relativeFrom="paragraph">
+              <wp:posOffset>5080</wp:posOffset>
+            </wp:positionV>
+            <wp:extent cx="2703195" cy="2357120"/>
+            <wp:effectExtent l="0" t="0" r="1905" b="5080"/>
+            <wp:wrapSquare wrapText="bothSides"/>
+            <wp:docPr id="4" name="Picture 4"/>
+            <wp:cNvGraphicFramePr>
+              <a:graphicFrameLocks xmlns:a="http://schemas.openxmlformats.org/drawingml/2006/main" noChangeAspect="1"/>
+            </wp:cNvGraphicFramePr>
+            <a:graphic xmlns:a="http://schemas.openxmlformats.org/drawingml/2006/main">
+              <a:graphicData uri="http://schemas.openxmlformats.org/drawingml/2006/picture">
+                <pic:pic xmlns:pic="http://schemas.openxmlformats.org/drawingml/2006/picture">
+                  <pic:nvPicPr>
+                    <pic:cNvPr id="4" name="Picture 4"/>
+                    <pic:cNvPicPr/>
+                  </pic:nvPicPr>
+                  <pic:blipFill>
+                    <a:blip r:embed="rId10">
+                      <a:extLst>
+                        <a:ext uri="{28A0092B-C50C-407E-A947-70E740481C1C}">
+                          <a14:useLocalDpi xmlns:a14="http://schemas.microsoft.com/office/drawing/2010/main" val="0"/>
+                        </a:ext>
+                      </a:extLst>
+                    </a:blip>
+                    <a:stretch>
+                      <a:fillRect/>
+                    </a:stretch>
+                  </pic:blipFill>
+                  <pic:spPr>
+                    <a:xfrm>
+                      <a:off x="0" y="0"/>
+                      <a:ext cx="2703195" cy="2357120"/>
+                    </a:xfrm>
+                    <a:prstGeom prst="rect">
+                      <a:avLst/>
+                    </a:prstGeom>
+                  </pic:spPr>
+                </pic:pic>
+              </a:graphicData>
+            </a:graphic>
+            <wp14:sizeRelH relativeFrom="margin">
+              <wp14:pctWidth>0</wp14:pctWidth>
+            </wp14:sizeRelH>
+            <wp14:sizeRelV relativeFrom="margin">
+              <wp14:pctHeight>0</wp14:pctHeight>
+            </wp14:sizeRelV>
+          </wp:anchor>
+        </w:drawing>
+      </w:r>
+      <w:r>
+        <w:t>Define symmetric and asymmetric key encryptions.</w:t>
+      </w:r>
+    </w:p>
+    <w:p>
+      <w:pPr>
+        <w:pStyle w:val="Seperator"/>
+        <w:rPr>
+          <w:sz w:val="22"/>
+          <w:szCs w:val="22"/>
+          <w:lang w:val="en-IN"/>
+        </w:rPr>
+      </w:pPr>
+      <w:r>
+        <w:rPr>
+          <w:sz w:val="22"/>
+          <w:szCs w:val="22"/>
+          <w:lang w:val="en-IN"/>
+        </w:rPr>
+        <w:t xml:space="preserve">In symmetric encryption, a </w:t>
+      </w:r>
+      <w:r>
+        <w:rPr>
+          <w:b/>
+          <w:bCs/>
+          <w:sz w:val="22"/>
+          <w:szCs w:val="22"/>
+          <w:lang w:val="en-IN"/>
+        </w:rPr>
+        <w:t>single shared key</w:t>
+      </w:r>
+      <w:r>
+        <w:rPr>
+          <w:sz w:val="22"/>
+          <w:szCs w:val="22"/>
+          <w:lang w:val="en-IN"/>
+        </w:rPr>
+        <w:t xml:space="preserve"> is used for both encryption and decryption. The sender and receiver must both possess the same secret key beforehand.</w:t>
+      </w:r>
+    </w:p>
+    <w:p>
+      <w:pPr>
+        <w:pStyle w:val="Seperator"/>
+        <w:rPr>
+          <w:sz w:val="22"/>
+          <w:szCs w:val="22"/>
+          <w:lang w:val="en-IN"/>
+        </w:rPr>
+      </w:pPr>
+      <w:r>
+        <w:rPr>
+          <w:sz w:val="22"/>
+          <w:szCs w:val="22"/>
+          <w:lang w:val="en-IN"/>
+        </w:rPr>
+        <w:t xml:space="preserve">Asymmetric encryption, also called </w:t>
+      </w:r>
+      <w:r>
+        <w:rPr>
+          <w:b/>
+          <w:bCs/>
+          <w:sz w:val="22"/>
+          <w:szCs w:val="22"/>
+          <w:lang w:val="en-IN"/>
+        </w:rPr>
+        <w:t>public-key cryptography</w:t>
+      </w:r>
+      <w:r>
+        <w:rPr>
+          <w:sz w:val="22"/>
+          <w:szCs w:val="22"/>
+          <w:lang w:val="en-IN"/>
+        </w:rPr>
+        <w:t xml:space="preserve">, uses a </w:t>
+      </w:r>
+      <w:r>
+        <w:rPr>
+          <w:b/>
+          <w:bCs/>
+          <w:sz w:val="22"/>
+          <w:szCs w:val="22"/>
+          <w:lang w:val="en-IN"/>
+        </w:rPr>
+        <w:t>pair of mathematically related keys</w:t>
+      </w:r>
+      <w:r>
+        <w:rPr>
+          <w:sz w:val="22"/>
+          <w:szCs w:val="22"/>
+          <w:lang w:val="en-IN"/>
+        </w:rPr>
+        <w:t xml:space="preserve">: a </w:t>
+      </w:r>
+      <w:r>
+        <w:rPr>
+          <w:b/>
+          <w:bCs/>
+          <w:sz w:val="22"/>
+          <w:szCs w:val="22"/>
+          <w:lang w:val="en-IN"/>
+        </w:rPr>
+        <w:t>public key</w:t>
+      </w:r>
+      <w:r>
+        <w:rPr>
+          <w:sz w:val="22"/>
+          <w:szCs w:val="22"/>
+          <w:lang w:val="en-IN"/>
+        </w:rPr>
+        <w:t xml:space="preserve"> (shared openly) and a </w:t>
+      </w:r>
+      <w:r>
+        <w:rPr>
+          <w:b/>
+          <w:bCs/>
+          <w:sz w:val="22"/>
+          <w:szCs w:val="22"/>
+          <w:lang w:val="en-IN"/>
+        </w:rPr>
+        <w:t>private key</w:t>
+      </w:r>
+      <w:r>
+        <w:rPr>
+          <w:sz w:val="22"/>
+          <w:szCs w:val="22"/>
+          <w:lang w:val="en-IN"/>
+        </w:rPr>
+        <w:t xml:space="preserve"> (kept secret). Data encrypted with the public key can only be decrypted with the corresponding private key, and vice versa.</w:t>
+      </w:r>
+    </w:p>
+    <w:p>
+      <w:pPr>
+        <w:pStyle w:val="Seperator"/>
+      </w:pPr>
+    </w:p>
+    <w:p>
+      <w:pPr>
+        <w:pStyle w:val="Heading"/>
+      </w:pPr>
+      <w:r>
+        <w:t>How does a Ceaser Cipher work?</w:t>
+      </w:r>
+    </w:p>
+    <w:p>
+      <w:pPr>
+        <w:pStyle w:val="Seperator"/>
+        <w:rPr>
+          <w:sz w:val="22"/>
+          <w:szCs w:val="22"/>
+          <w:lang w:val="en-IN"/>
+        </w:rPr>
+      </w:pPr>
+      <w:r>
+        <w:rPr>
+          <w:sz w:val="22"/>
+          <w:szCs w:val="22"/>
+          <w:lang w:val="en-IN"/>
+        </w:rPr>
+        <w:t xml:space="preserve">The </w:t>
+      </w:r>
+      <w:r>
+        <w:rPr>
+          <w:b/>
+          <w:bCs/>
+          <w:sz w:val="22"/>
+          <w:szCs w:val="22"/>
+          <w:lang w:val="en-IN"/>
+        </w:rPr>
+        <w:t>Caesar Cipher</w:t>
+      </w:r>
+      <w:r>
+        <w:rPr>
+          <w:sz w:val="22"/>
+          <w:szCs w:val="22"/>
+          <w:lang w:val="en-IN"/>
+        </w:rPr>
+        <w:t xml:space="preserve"> is one of the oldest and simplest substitution ciphers, allegedly used by Julius Caesar to communicate with his generals. It works by </w:t>
+      </w:r>
+      <w:r>
+        <w:rPr>
+          <w:b/>
+          <w:bCs/>
+          <w:sz w:val="22"/>
+          <w:szCs w:val="22"/>
+          <w:lang w:val="en-IN"/>
+        </w:rPr>
+        <w:t>shifting each letter of the alphabet by a fixed number of positions</w:t>
+      </w:r>
+      <w:r>
+        <w:rPr>
+          <w:sz w:val="22"/>
+          <w:szCs w:val="22"/>
+          <w:lang w:val="en-IN"/>
+        </w:rPr>
+        <w:t xml:space="preserve">, called the </w:t>
+      </w:r>
+      <w:r>
+        <w:rPr>
+          <w:b/>
+          <w:bCs/>
+          <w:sz w:val="22"/>
+          <w:szCs w:val="22"/>
+          <w:lang w:val="en-IN"/>
+        </w:rPr>
+        <w:t>shift value</w:t>
+      </w:r>
+      <w:r>
+        <w:rPr>
+          <w:sz w:val="22"/>
+          <w:szCs w:val="22"/>
+          <w:lang w:val="en-IN"/>
+        </w:rPr>
+        <w:t xml:space="preserve"> or </w:t>
+      </w:r>
+      <w:r>
+        <w:rPr>
+          <w:b/>
+          <w:bCs/>
+          <w:sz w:val="22"/>
+          <w:szCs w:val="22"/>
+          <w:lang w:val="en-IN"/>
+        </w:rPr>
+        <w:t>key</w:t>
+      </w:r>
+      <w:r>
+        <w:rPr>
+          <w:sz w:val="22"/>
+          <w:szCs w:val="22"/>
+          <w:lang w:val="en-IN"/>
+        </w:rPr>
+        <w:t>.</w:t>
+      </w:r>
+    </w:p>
+    <w:p>
+      <w:pPr>
         <w:pStyle w:val="Text"/>
       </w:pPr>
+      <w:r>
+        <w:rPr>
+          <w:b/>
+          <w:bCs/>
+        </w:rPr>
+        <w:t>Only 25 possible keys</w:t>
+      </w:r>
+      <w:r>
+        <w:t xml:space="preserve"> exist, making it extremely easy to break via </w:t>
+      </w:r>
+      <w:r>
+        <w:rPr>
+          <w:b/>
+          <w:bCs/>
+        </w:rPr>
+        <w:t>brute force</w:t>
+      </w:r>
+      <w:r>
+        <w:t xml:space="preserve"> (trying all shifts).</w:t>
+      </w:r>
+    </w:p>
+    <w:p>
+      <w:pPr>
+        <w:pStyle w:val="Text"/>
+      </w:pPr>
+      <w:r>
+        <w:t xml:space="preserve">It is a </w:t>
+      </w:r>
+      <w:r>
+        <w:rPr>
+          <w:b/>
+          <w:bCs/>
+        </w:rPr>
+        <w:t>monoalphabetic substitution cipher</w:t>
+      </w:r>
+      <w:r>
+        <w:t xml:space="preserve">, meaning each plaintext letter always maps to the same ciphertext letter—vulnerable to </w:t>
+      </w:r>
+      <w:r>
+        <w:rPr>
+          <w:b/>
+          <w:bCs/>
+        </w:rPr>
+        <w:t>frequency analysis</w:t>
+      </w:r>
+      <w:r>
+        <w:t xml:space="preserve"> (e.g., 'E' is the most common English letter, so the most frequent ciphertext letter likely represents 'E').</w:t>
+      </w:r>
+    </w:p>
+    <w:p>
+      <w:pPr>
+        <w:pStyle w:val="Seperator"/>
+      </w:pPr>
+    </w:p>
+    <w:p>
+      <w:pPr>
+        <w:pStyle w:val="Heading"/>
+      </w:pPr>
+      <w:r>
+        <w:lastRenderedPageBreak/>
+        <w:t>Code:</w:t>
+      </w:r>
+    </w:p>
+    <w:p>
+      <w:pPr>
+        <w:pStyle w:val="Code"/>
+        <w:rPr>
+          <w:color w:val="000000" w:themeColor="text1"/>
+          <w:lang w:val="en-GB"/>
+        </w:rPr>
+      </w:pPr>
+      <w:r>
+        <w:rPr>
+          <w:color w:val="000000" w:themeColor="text1"/>
+          <w:lang w:val="en-GB"/>
+        </w:rPr>
+        <w:t>def caesar_cipher(input_text, key, encrypt=True):</w:t>
+      </w:r>
+    </w:p>
+    <w:p>
+      <w:pPr>
+        <w:pStyle w:val="Code"/>
+        <w:rPr>
+          <w:color w:val="000000" w:themeColor="text1"/>
+          <w:lang w:val="en-GB"/>
+        </w:rPr>
+      </w:pPr>
+      <w:r>
+        <w:rPr>
+          <w:color w:val="000000" w:themeColor="text1"/>
+          <w:lang w:val="en-GB"/>
+        </w:rPr>
+        <w:t xml:space="preserve">    characters = ["A", "B", "C", "D", "E", "F", "G", "H", "I", "J", "K", "L", "M", </w:t>
+      </w:r>
+    </w:p>
+    <w:p>
+      <w:pPr>
+        <w:pStyle w:val="Code"/>
+        <w:rPr>
+          <w:color w:val="000000" w:themeColor="text1"/>
+          <w:lang w:val="en-GB"/>
+        </w:rPr>
+      </w:pPr>
+      <w:r>
+        <w:rPr>
+          <w:color w:val="000000" w:themeColor="text1"/>
+          <w:lang w:val="en-GB"/>
+        </w:rPr>
+        <w:t xml:space="preserve">                  "N", "O", "P", "Q", "R", "S", "T", "U", "V", "W", "X", "Y", "Z", </w:t>
+      </w:r>
+    </w:p>
+    <w:p>
+      <w:pPr>
+        <w:pStyle w:val="Code"/>
+        <w:rPr>
+          <w:color w:val="000000" w:themeColor="text1"/>
+          <w:lang w:val="en-GB"/>
+        </w:rPr>
+      </w:pPr>
+      <w:r>
+        <w:rPr>
+          <w:color w:val="000000" w:themeColor="text1"/>
+          <w:lang w:val="en-GB"/>
+        </w:rPr>
+        <w:t xml:space="preserve">                  "a", "b", "c", "d", "e", "f", "g", "h", "i", "j", "k", "l", "m", </w:t>
+      </w:r>
+    </w:p>
+    <w:p>
+      <w:pPr>
+        <w:pStyle w:val="Code"/>
+        <w:rPr>
+          <w:color w:val="000000" w:themeColor="text1"/>
+          <w:lang w:val="en-GB"/>
+        </w:rPr>
+      </w:pPr>
+      <w:r>
+        <w:rPr>
+          <w:color w:val="000000" w:themeColor="text1"/>
+          <w:lang w:val="en-GB"/>
+        </w:rPr>
+        <w:t xml:space="preserve">                  "n", "o", "p", "q", "r", "s", "t", "u", "v", "w", "x", "y", "z", </w:t>
+      </w:r>
+    </w:p>
+    <w:p>
+      <w:pPr>
+        <w:pStyle w:val="Code"/>
+        <w:rPr>
+          <w:color w:val="000000" w:themeColor="text1"/>
+          <w:lang w:val="en-GB"/>
+        </w:rPr>
+      </w:pPr>
+      <w:r>
+        <w:rPr>
+          <w:color w:val="000000" w:themeColor="text1"/>
+          <w:lang w:val="en-GB"/>
+        </w:rPr>
+        <w:t>                  "1", "2", "3", "4", "5", "6", "7", "8", "9", "0", "/", "+", " "]</w:t>
+      </w:r>
+    </w:p>
+    <w:p>
+      <w:pPr>
+        <w:pStyle w:val="Code"/>
+        <w:rPr>
+          <w:color w:val="000000" w:themeColor="text1"/>
+          <w:lang w:val="en-GB"/>
+        </w:rPr>
+      </w:pPr>
+      <w:r>
+        <w:rPr>
+          <w:color w:val="000000" w:themeColor="text1"/>
+          <w:lang w:val="en-GB"/>
+        </w:rPr>
+        <w:t xml:space="preserve">    </w:t>
+      </w:r>
+    </w:p>
+    <w:p>
+      <w:pPr>
+        <w:pStyle w:val="Code"/>
+        <w:rPr>
+          <w:color w:val="000000" w:themeColor="text1"/>
+          <w:lang w:val="en-GB"/>
+        </w:rPr>
+      </w:pPr>
+      <w:r>
+        <w:rPr>
+          <w:color w:val="000000" w:themeColor="text1"/>
+          <w:lang w:val="en-GB"/>
+        </w:rPr>
+        <w:t>    result = ""</w:t>
+      </w:r>
+    </w:p>
+    <w:p>
+      <w:pPr>
+        <w:pStyle w:val="Code"/>
+        <w:rPr>
+          <w:color w:val="000000" w:themeColor="text1"/>
+          <w:lang w:val="en-GB"/>
+        </w:rPr>
+      </w:pPr>
+      <w:r>
+        <w:rPr>
+          <w:color w:val="000000" w:themeColor="text1"/>
+          <w:lang w:val="en-GB"/>
+        </w:rPr>
+        <w:t>    for char in input_text:</w:t>
+      </w:r>
+    </w:p>
+    <w:p>
+      <w:pPr>
+        <w:pStyle w:val="Code"/>
+        <w:rPr>
+          <w:color w:val="000000" w:themeColor="text1"/>
+          <w:lang w:val="en-GB"/>
+        </w:rPr>
+      </w:pPr>
+      <w:r>
+        <w:rPr>
+          <w:color w:val="000000" w:themeColor="text1"/>
+          <w:lang w:val="en-GB"/>
+        </w:rPr>
+        <w:t>        if char in characters:</w:t>
+      </w:r>
+    </w:p>
+    <w:p>
+      <w:pPr>
+        <w:pStyle w:val="Code"/>
+        <w:rPr>
+          <w:color w:val="000000" w:themeColor="text1"/>
+          <w:lang w:val="en-GB"/>
+        </w:rPr>
+      </w:pPr>
+      <w:r>
+        <w:rPr>
+          <w:color w:val="000000" w:themeColor="text1"/>
+          <w:lang w:val="en-GB"/>
+        </w:rPr>
+        <w:t>            if encrypt:</w:t>
+      </w:r>
+    </w:p>
+    <w:p>
+      <w:pPr>
+        <w:pStyle w:val="Code"/>
+        <w:rPr>
+          <w:color w:val="000000" w:themeColor="text1"/>
+          <w:lang w:val="en-GB"/>
+        </w:rPr>
+      </w:pPr>
+      <w:r>
+        <w:rPr>
+          <w:color w:val="000000" w:themeColor="text1"/>
+          <w:lang w:val="en-GB"/>
+        </w:rPr>
+        <w:t>                result += characters[(characters.index(char) + key) % len(characters)]</w:t>
+      </w:r>
+    </w:p>
+    <w:p>
+      <w:pPr>
+        <w:pStyle w:val="Code"/>
+        <w:rPr>
+          <w:color w:val="000000" w:themeColor="text1"/>
+          <w:lang w:val="en-GB"/>
+        </w:rPr>
+      </w:pPr>
+      <w:r>
+        <w:rPr>
+          <w:color w:val="000000" w:themeColor="text1"/>
+          <w:lang w:val="en-GB"/>
+        </w:rPr>
+        <w:t>            else:</w:t>
+      </w:r>
+    </w:p>
+    <w:p>
+      <w:pPr>
+        <w:pStyle w:val="Code"/>
+        <w:rPr>
+          <w:color w:val="000000" w:themeColor="text1"/>
+          <w:lang w:val="en-GB"/>
+        </w:rPr>
+      </w:pPr>
+      <w:r>
+        <w:rPr>
+          <w:color w:val="000000" w:themeColor="text1"/>
+          <w:lang w:val="en-GB"/>
+        </w:rPr>
+        <w:t>                result += characters[(characters.index(char) - key) % len(characters)]</w:t>
+      </w:r>
+    </w:p>
+    <w:p>
+      <w:pPr>
+        <w:pStyle w:val="Code"/>
+        <w:rPr>
+          <w:color w:val="000000" w:themeColor="text1"/>
+          <w:lang w:val="en-GB"/>
+        </w:rPr>
+      </w:pPr>
+      <w:r>
+        <w:rPr>
+          <w:color w:val="000000" w:themeColor="text1"/>
+          <w:lang w:val="en-GB"/>
+        </w:rPr>
+        <w:t>        else:</w:t>
+      </w:r>
+    </w:p>
+    <w:p>
+      <w:pPr>
+        <w:pStyle w:val="Code"/>
+        <w:rPr>
+          <w:color w:val="000000" w:themeColor="text1"/>
+          <w:lang w:val="en-GB"/>
+        </w:rPr>
+      </w:pPr>
+      <w:r>
+        <w:rPr>
+          <w:color w:val="000000" w:themeColor="text1"/>
+          <w:lang w:val="en-GB"/>
+        </w:rPr>
+        <w:t>            result += char  </w:t>
+      </w:r>
+    </w:p>
+    <w:p>
+      <w:pPr>
+        <w:pStyle w:val="Code"/>
+        <w:rPr>
+          <w:color w:val="000000" w:themeColor="text1"/>
+          <w:lang w:val="en-GB"/>
+        </w:rPr>
+      </w:pPr>
+      <w:r>
+        <w:rPr>
+          <w:color w:val="000000" w:themeColor="text1"/>
+          <w:lang w:val="en-GB"/>
+        </w:rPr>
+        <w:t xml:space="preserve">    </w:t>
+      </w:r>
+    </w:p>
+    <w:p>
+      <w:pPr>
+        <w:pStyle w:val="Code"/>
+        <w:rPr>
+          <w:color w:val="000000" w:themeColor="text1"/>
+          <w:lang w:val="en-GB"/>
+        </w:rPr>
+      </w:pPr>
+      <w:r>
+        <w:rPr>
+          <w:color w:val="000000" w:themeColor="text1"/>
+          <w:lang w:val="en-GB"/>
+        </w:rPr>
+        <w:t>    return result</w:t>
+      </w:r>
+    </w:p>
+    <w:p>
+      <w:pPr>
+        <w:pStyle w:val="Code"/>
+        <w:rPr>
+          <w:color w:val="000000" w:themeColor="text1"/>
+          <w:lang w:val="en-GB"/>
+        </w:rPr>
+      </w:pPr>
+    </w:p>
+    <w:p>
+      <w:pPr>
+        <w:pStyle w:val="Code"/>
+        <w:rPr>
+          <w:color w:val="000000" w:themeColor="text1"/>
+          <w:lang w:val="en-GB"/>
+        </w:rPr>
+      </w:pPr>
+      <w:r>
+        <w:rPr>
+          <w:color w:val="000000" w:themeColor="text1"/>
+          <w:lang w:val="en-GB"/>
+        </w:rPr>
+        <w:t>pt = input("Enter a string: ")</w:t>
+      </w:r>
+    </w:p>
+    <w:p>
+      <w:pPr>
+        <w:pStyle w:val="Code"/>
+        <w:rPr>
+          <w:color w:val="000000" w:themeColor="text1"/>
+          <w:lang w:val="en-GB"/>
+        </w:rPr>
+      </w:pPr>
+      <w:r>
+        <w:rPr>
+          <w:color w:val="000000" w:themeColor="text1"/>
+          <w:lang w:val="en-GB"/>
+        </w:rPr>
+        <w:t>key = int(input("Enter a key length: "))</w:t>
+      </w:r>
+    </w:p>
+    <w:p>
+      <w:pPr>
+        <w:pStyle w:val="Code"/>
+        <w:rPr>
+          <w:color w:val="000000" w:themeColor="text1"/>
+          <w:lang w:val="en-GB"/>
+        </w:rPr>
+      </w:pPr>
+      <w:r>
+        <w:rPr>
+          <w:color w:val="000000" w:themeColor="text1"/>
+          <w:lang w:val="en-GB"/>
+        </w:rPr>
+        <w:t>encrypted = caesar_cipher(pt, key, True)</w:t>
+      </w:r>
+    </w:p>
+    <w:p>
+      <w:pPr>
+        <w:pStyle w:val="Code"/>
+        <w:rPr>
+          <w:color w:val="000000" w:themeColor="text1"/>
+          <w:lang w:val="en-GB"/>
+        </w:rPr>
+      </w:pPr>
+      <w:r>
+        <w:rPr>
+          <w:color w:val="000000" w:themeColor="text1"/>
+          <w:lang w:val="en-GB"/>
+        </w:rPr>
+        <w:t>print("Encrypted:", encrypted)</w:t>
+      </w:r>
+    </w:p>
+    <w:p>
+      <w:pPr>
+        <w:pStyle w:val="Code"/>
+        <w:rPr>
+          <w:color w:val="000000" w:themeColor="text1"/>
+          <w:lang w:val="en-GB"/>
+        </w:rPr>
+      </w:pPr>
+    </w:p>
+    <w:p>
+      <w:pPr>
+        <w:pStyle w:val="Code"/>
+        <w:rPr>
+          <w:color w:val="000000" w:themeColor="text1"/>
+          <w:lang w:val="en-GB"/>
+        </w:rPr>
+      </w:pPr>
+      <w:r>
+        <w:rPr>
+          <w:color w:val="000000" w:themeColor="text1"/>
+          <w:lang w:val="en-GB"/>
+        </w:rPr>
+        <w:t>ct = input("Enter cipher text: ")</w:t>
+      </w:r>
+    </w:p>
+    <w:p>
+      <w:pPr>
+        <w:pStyle w:val="Code"/>
+        <w:rPr>
+          <w:color w:val="000000" w:themeColor="text1"/>
+          <w:lang w:val="en-GB"/>
+        </w:rPr>
+      </w:pPr>
+      <w:r>
+        <w:rPr>
+          <w:color w:val="000000" w:themeColor="text1"/>
+          <w:lang w:val="en-GB"/>
+        </w:rPr>
+        <w:t>decrypted = caesar_cipher(ct, key, False)  </w:t>
+      </w:r>
+    </w:p>
+    <w:p>
+      <w:pPr>
+        <w:pStyle w:val="Code"/>
+        <w:rPr>
+          <w:color w:val="000000" w:themeColor="text1"/>
+          <w:lang w:val="en-GB"/>
+        </w:rPr>
+      </w:pPr>
+      <w:r>
+        <w:rPr>
+          <w:color w:val="000000" w:themeColor="text1"/>
+          <w:lang w:val="en-GB"/>
+        </w:rPr>
+        <w:t>print("Decrypted:", decrypted)</w:t>
+      </w:r>
+    </w:p>
+    <w:p>
+      <w:pPr>
+        <w:pStyle w:val="Code"/>
+        <w:rPr>
+          <w:lang w:val="en-GB"/>
+        </w:rPr>
+      </w:pPr>
+    </w:p>
+    <w:p>
+      <w:pPr>
+        <w:pStyle w:val="Heading"/>
+      </w:pPr>
+      <w:r>
+        <w:t>Output:</w:t>
+      </w:r>
+    </w:p>
+    <w:p>
+      <w:pPr>
+        <w:pStyle w:val="Code"/>
+      </w:pPr>
+      <w:r>
+        <w:drawing>
+          <wp:inline distT="0" distB="0" distL="0" distR="0" wp14:anchorId="7EE6F5E6" wp14:editId="76F59340">
+            <wp:extent cx="6188710" cy="1323340"/>
+            <wp:effectExtent l="0" t="0" r="2540" b="0"/>
+            <wp:docPr id="1" name="Picture 1"/>
+            <wp:cNvGraphicFramePr>
+              <a:graphicFrameLocks xmlns:a="http://schemas.openxmlformats.org/drawingml/2006/main" noChangeAspect="1"/>
+            </wp:cNvGraphicFramePr>
+            <a:graphic xmlns:a="http://schemas.openxmlformats.org/drawingml/2006/main">
+              <a:graphicData uri="http://schemas.openxmlformats.org/drawingml/2006/picture">
+                <pic:pic xmlns:pic="http://schemas.openxmlformats.org/drawingml/2006/picture">
+                  <pic:nvPicPr>
+                    <pic:cNvPr id="1" name=""/>
+                    <pic:cNvPicPr/>
+                  </pic:nvPicPr>
+                  <pic:blipFill>
+                    <a:blip r:embed="rId11"/>
+                    <a:stretch>
+                      <a:fillRect/>
+                    </a:stretch>
+                  </pic:blipFill>
+                  <pic:spPr>
+                    <a:xfrm>
+                      <a:off x="0" y="0"/>
+                      <a:ext cx="6188710" cy="1323340"/>
+                    </a:xfrm>
+                    <a:prstGeom prst="rect">
+                      <a:avLst/>
+                    </a:prstGeom>
+                  </pic:spPr>
+                </pic:pic>
+              </a:graphicData>
+            </a:graphic>
+          </wp:inline>
+        </w:drawing>
+      </w:r>
+    </w:p>
+    <w:p>
+      <w:pPr>
+        <w:pStyle w:val="Code"/>
+      </w:pPr>
+    </w:p>
+    <w:p>
+      <w:pPr>
+        <w:pStyle w:val="Code"/>
+      </w:pPr>
+      <w:r>
+        <w:rPr>
+          <w:noProof/>
+        </w:rPr>
+        <w:drawing>
+          <wp:inline distT="0" distB="0" distL="0" distR="0" wp14:anchorId="15094F58" wp14:editId="5EEDF56E">
+            <wp:extent cx="6188710" cy="1402715"/>
+            <wp:effectExtent l="0" t="0" r="2540" b="6985"/>
+            <wp:docPr id="5" name="Picture 5"/>
+            <wp:cNvGraphicFramePr>
+              <a:graphicFrameLocks xmlns:a="http://schemas.openxmlformats.org/drawingml/2006/main" noChangeAspect="1"/>
+            </wp:cNvGraphicFramePr>
+            <a:graphic xmlns:a="http://schemas.openxmlformats.org/drawingml/2006/main">
+              <a:graphicData uri="http://schemas.openxmlformats.org/drawingml/2006/picture">
+                <pic:pic xmlns:pic="http://schemas.openxmlformats.org/drawingml/2006/picture">
+                  <pic:nvPicPr>
+                    <pic:cNvPr id="1" name=""/>
+                    <pic:cNvPicPr/>
+                  </pic:nvPicPr>
+                  <pic:blipFill>
+                    <a:blip r:embed="rId12"/>
+                    <a:stretch>
+                      <a:fillRect/>
+                    </a:stretch>
+                  </pic:blipFill>
+                  <pic:spPr>
+                    <a:xfrm>
+                      <a:off x="0" y="0"/>
+                      <a:ext cx="6188710" cy="1402715"/>
+                    </a:xfrm>
+                    <a:prstGeom prst="rect">
+                      <a:avLst/>
+                    </a:prstGeom>
+                  </pic:spPr>
+                </pic:pic>
+              </a:graphicData>
+            </a:graphic>
+          </wp:inline>
+        </w:drawing>
+      </w:r>
+    </w:p>
+    <w:p>
+      <w:pPr>
+        <w:pStyle w:val="Code"/>
+      </w:pPr>
+    </w:p>
+    <w:p>
+      <w:pPr>
+        <w:pStyle w:val="Code"/>
+      </w:pPr>
     </w:p>
     <w:sectPr>
-      <w:headerReference w:type="even" r:id="rId9"/>
-      <w:headerReference w:type="default" r:id="rId10"/>
-      <w:footerReference w:type="even" r:id="rId11"/>
-      <w:footerReference w:type="default" r:id="rId12"/>
-      <w:headerReference w:type="first" r:id="rId13"/>
-      <w:footerReference w:type="first" r:id="rId14"/>
+      <w:headerReference w:type="even" r:id="rId13"/>
+      <w:headerReference w:type="default" r:id="rId14"/>
+      <w:footerReference w:type="even" r:id="rId15"/>
+      <w:footerReference w:type="default" r:id="rId16"/>
+      <w:headerReference w:type="first" r:id="rId17"/>
+      <w:footerReference w:type="first" r:id="rId18"/>
       <w:type w:val="continuous"/>
       <w:pgSz w:w="11906" w:h="16838"/>
       <w:pgMar w:top="1440" w:right="1080" w:bottom="1440" w:left="1080" w:header="708" w:footer="708" w:gutter="0"/>
@@ -266,19 +1387,11 @@
       </w:sdtPr>
       <w:sdtEndPr/>
       <w:sdtContent>
-        <w:proofErr w:type="spellStart"/>
         <w:r>
           <w:rPr>
             <w:color w:val="000000" w:themeColor="text1"/>
           </w:rPr>
-          <w:t>Abdur</w:t>
-        </w:r>
-        <w:proofErr w:type="spellEnd"/>
-        <w:r>
-          <w:rPr>
-            <w:color w:val="000000" w:themeColor="text1"/>
-          </w:rPr>
-          <w:t xml:space="preserve"> R. Qureshi</w:t>
+          <w:t>Abdur R. Qureshi</w:t>
         </w:r>
       </w:sdtContent>
     </w:sdt>
@@ -3072,14 +4185,17 @@
     <w:rsid w:val="0012459D"/>
     <w:rsid w:val="00213496"/>
     <w:rsid w:val="002162F0"/>
+    <w:rsid w:val="00277703"/>
     <w:rsid w:val="002872AF"/>
     <w:rsid w:val="002E5B3F"/>
     <w:rsid w:val="003A551D"/>
     <w:rsid w:val="003A6ABC"/>
     <w:rsid w:val="003D3188"/>
+    <w:rsid w:val="004A7F83"/>
     <w:rsid w:val="004F7305"/>
     <w:rsid w:val="00624FA6"/>
     <w:rsid w:val="006D2E04"/>
+    <w:rsid w:val="006D6DDF"/>
     <w:rsid w:val="008238CD"/>
     <w:rsid w:val="00877898"/>
     <w:rsid w:val="009B7D9D"/>
